--- a/src/content/bios/Prebisch-RF 2014.docx
+++ b/src/content/bios/Prebisch-RF 2014.docx
@@ -10991,7 +10991,7 @@
         <w:rPr>
           <w:rFonts w:cs="Arial"/>
         </w:rPr>
-        <w:t xml:space="preserve"> Evolving Views on the Business Cycle and Money, 1919-1949; in </w:t>
+        <w:t xml:space="preserve"> Evolving Views on the Business Cycle and Money, 1919-1949’ in </w:t>
       </w:r>
       <w:r>
         <w:rPr>
